--- a/EG 08-Collections and Generics.docx
+++ b/EG 08-Collections and Generics.docx
@@ -244,6 +244,7 @@
     <w:p>
       <w:pPr>
         <w:pStyle w:val="Numberlist"/>
+        <w:spacing w:line="360" w:lineRule="auto"/>
       </w:pPr>
       <w:r>
         <w:t>Open the bouncing shape exercise project which you worked on before.</w:t>
@@ -252,6 +253,7 @@
     <w:p>
       <w:pPr>
         <w:pStyle w:val="Numberlist"/>
+        <w:spacing w:line="360" w:lineRule="auto"/>
       </w:pPr>
       <w:r>
         <w:t xml:space="preserve">Change the array of Shapes (in the </w:t>
@@ -338,6 +340,7 @@
     <w:p>
       <w:pPr>
         <w:pStyle w:val="Numberlist"/>
+        <w:spacing w:line="360" w:lineRule="auto"/>
       </w:pPr>
       <w:r>
         <w:t>Test your code to make sure it works.</w:t>
@@ -350,374 +353,6 @@
       </w:pPr>
       <w:r>
         <w:t xml:space="preserve"> Part 2 - Using a Queue</w:t>
-      </w:r>
-    </w:p>
-    <w:p>
-      <w:pPr>
-        <w:pStyle w:val="Numberlist"/>
-        <w:numPr>
-          <w:ilvl w:val="0"/>
-          <w:numId w:val="35"/>
-        </w:numPr>
-      </w:pPr>
-      <w:r>
-        <w:t xml:space="preserve">Back in the </w:t>
-      </w:r>
-      <w:r>
-        <w:rPr>
-          <w:b/>
-        </w:rPr>
-        <w:t>labs</w:t>
-      </w:r>
-      <w:r>
-        <w:t xml:space="preserve"> project add a new class called </w:t>
-      </w:r>
-      <w:r>
-        <w:rPr>
-          <w:i/>
-        </w:rPr>
-        <w:t>Program</w:t>
-      </w:r>
-      <w:r>
-        <w:t xml:space="preserve"> with main() method, in a package </w:t>
-      </w:r>
-      <w:r>
-        <w:rPr>
-          <w:b/>
-          <w:bCs/>
-        </w:rPr>
-        <w:t>lab5</w:t>
-      </w:r>
-      <w:r>
-        <w:t>.</w:t>
-      </w:r>
-    </w:p>
-    <w:p>
-      <w:pPr>
-        <w:pStyle w:val="Numberlist"/>
-        <w:rPr>
-          <w:b/>
-          <w:bCs/>
-        </w:rPr>
-      </w:pPr>
-      <w:r>
-        <w:t xml:space="preserve">Add a new class called </w:t>
-      </w:r>
-      <w:r>
-        <w:rPr>
-          <w:b/>
-          <w:bCs/>
-        </w:rPr>
-        <w:t>ShoppingBasket</w:t>
-      </w:r>
-      <w:r>
-        <w:rPr>
-          <w:b/>
-          <w:bCs/>
-        </w:rPr>
-        <w:t>Item</w:t>
-      </w:r>
-      <w:r>
-        <w:t xml:space="preserve"> to the </w:t>
-      </w:r>
-      <w:r>
-        <w:rPr>
-          <w:b/>
-          <w:bCs/>
-        </w:rPr>
-        <w:t>lab5</w:t>
-      </w:r>
-      <w:r>
-        <w:t xml:space="preserve"> package with following fields:</w:t>
-      </w:r>
-      <w:r>
-        <w:br/>
-      </w:r>
-      <w:r>
-        <w:rPr>
-          <w:b/>
-          <w:bCs/>
-          <w:color w:val="2E74B5"/>
-        </w:rPr>
-        <w:t xml:space="preserve">String </w:t>
-      </w:r>
-      <w:r>
-        <w:rPr>
-          <w:b/>
-          <w:bCs/>
-        </w:rPr>
-        <w:tab/>
-      </w:r>
-      <w:r>
-        <w:rPr>
-          <w:b/>
-          <w:bCs/>
-        </w:rPr>
-        <w:t>productName</w:t>
-      </w:r>
-      <w:r>
-        <w:rPr>
-          <w:b/>
-          <w:bCs/>
-        </w:rPr>
-        <w:t>;</w:t>
-      </w:r>
-      <w:r>
-        <w:rPr>
-          <w:b/>
-          <w:bCs/>
-        </w:rPr>
-        <w:br/>
-      </w:r>
-      <w:r>
-        <w:rPr>
-          <w:b/>
-          <w:bCs/>
-          <w:color w:val="2E74B5"/>
-        </w:rPr>
-        <w:t xml:space="preserve">int </w:t>
-      </w:r>
-      <w:r>
-        <w:rPr>
-          <w:b/>
-          <w:bCs/>
-        </w:rPr>
-        <w:tab/>
-      </w:r>
-      <w:r>
-        <w:rPr>
-          <w:b/>
-          <w:bCs/>
-        </w:rPr>
-        <w:tab/>
-      </w:r>
-      <w:r>
-        <w:rPr>
-          <w:b/>
-          <w:bCs/>
-        </w:rPr>
-        <w:t>quantity</w:t>
-      </w:r>
-      <w:r>
-        <w:rPr>
-          <w:b/>
-          <w:bCs/>
-        </w:rPr>
-        <w:t>;</w:t>
-      </w:r>
-      <w:r>
-        <w:rPr>
-          <w:b/>
-          <w:bCs/>
-        </w:rPr>
-        <w:br/>
-      </w:r>
-      <w:r>
-        <w:rPr>
-          <w:b/>
-          <w:bCs/>
-          <w:color w:val="2E74B5"/>
-        </w:rPr>
-        <w:t xml:space="preserve">double </w:t>
-      </w:r>
-      <w:r>
-        <w:rPr>
-          <w:b/>
-          <w:bCs/>
-        </w:rPr>
-        <w:tab/>
-      </w:r>
-      <w:r>
-        <w:rPr>
-          <w:b/>
-          <w:bCs/>
-        </w:rPr>
-        <w:t>price</w:t>
-      </w:r>
-      <w:r>
-        <w:rPr>
-          <w:b/>
-          <w:bCs/>
-        </w:rPr>
-        <w:t>;</w:t>
-      </w:r>
-    </w:p>
-    <w:p>
-      <w:pPr>
-        <w:pStyle w:val="Numberlist"/>
-      </w:pPr>
-      <w:r>
-        <w:t xml:space="preserve">Create a constructor for the </w:t>
-      </w:r>
-      <w:r>
-        <w:rPr>
-          <w:b/>
-          <w:bCs/>
-        </w:rPr>
-        <w:t>ShoppingBasket</w:t>
-      </w:r>
-      <w:r>
-        <w:rPr>
-          <w:b/>
-          <w:bCs/>
-        </w:rPr>
-        <w:t>Item</w:t>
-      </w:r>
-      <w:r>
-        <w:t xml:space="preserve"> class to set the above fields and then create a method called </w:t>
-      </w:r>
-      <w:r>
-        <w:rPr>
-          <w:b/>
-          <w:bCs/>
-        </w:rPr>
-        <w:t>get</w:t>
-      </w:r>
-      <w:r>
-        <w:rPr>
-          <w:b/>
-          <w:bCs/>
-        </w:rPr>
-        <w:t>Details()</w:t>
-      </w:r>
-      <w:r>
-        <w:t xml:space="preserve"> to return a formatted String with the values of the fields.</w:t>
-      </w:r>
-    </w:p>
-    <w:p>
-      <w:pPr>
-        <w:pStyle w:val="Numberlist"/>
-      </w:pPr>
-      <w:r>
-        <w:t xml:space="preserve">Create another class called </w:t>
-      </w:r>
-      <w:r>
-        <w:rPr>
-          <w:b/>
-          <w:bCs/>
-        </w:rPr>
-        <w:t>ShoppingBasket</w:t>
-      </w:r>
-      <w:r>
-        <w:t>.</w:t>
-      </w:r>
-    </w:p>
-    <w:p>
-      <w:pPr>
-        <w:pStyle w:val="Numberlist"/>
-      </w:pPr>
-      <w:r>
-        <w:t>Create a</w:t>
-      </w:r>
-      <w:r>
-        <w:rPr>
-          <w:b/>
-          <w:bCs/>
-        </w:rPr>
-        <w:t xml:space="preserve"> </w:t>
-      </w:r>
-      <w:r>
-        <w:rPr>
-          <w:b/>
-          <w:bCs/>
-          <w:color w:val="2E74B5"/>
-        </w:rPr>
-        <w:t>ArrayList</w:t>
-      </w:r>
-      <w:r>
-        <w:rPr>
-          <w:b/>
-          <w:bCs/>
-        </w:rPr>
-        <w:t>&lt;ShoppingBasketItem&gt;</w:t>
-      </w:r>
-      <w:r>
-        <w:t xml:space="preserve"> field in the ShoppingBasket class.</w:t>
-      </w:r>
-    </w:p>
-    <w:p>
-      <w:pPr>
-        <w:pStyle w:val="Numberlist"/>
-      </w:pPr>
-      <w:r>
-        <w:t xml:space="preserve">Add a new method to </w:t>
-      </w:r>
-      <w:r>
-        <w:rPr>
-          <w:b/>
-          <w:bCs/>
-        </w:rPr>
-        <w:t>ShoppingBasket</w:t>
-      </w:r>
-      <w:r>
-        <w:t xml:space="preserve"> called </w:t>
-      </w:r>
-      <w:r>
-        <w:rPr>
-          <w:b/>
-          <w:bCs/>
-          <w:color w:val="AF5103" w:themeColor="accent2" w:themeShade="80"/>
-        </w:rPr>
-        <w:t>add</w:t>
-      </w:r>
-      <w:r>
-        <w:t>() like</w:t>
-      </w:r>
-      <w:r>
-        <w:br/>
-      </w:r>
-      <w:r>
-        <w:rPr>
-          <w:b/>
-          <w:bCs/>
-          <w:color w:val="2E74B5"/>
-        </w:rPr>
-        <w:t>void</w:t>
-      </w:r>
-      <w:r>
-        <w:rPr>
-          <w:color w:val="2E74B5"/>
-        </w:rPr>
-        <w:t xml:space="preserve"> </w:t>
-      </w:r>
-      <w:r>
-        <w:rPr>
-          <w:b/>
-          <w:bCs/>
-          <w:color w:val="AF5103" w:themeColor="accent2" w:themeShade="80"/>
-        </w:rPr>
-        <w:t>add</w:t>
-      </w:r>
-      <w:r>
-        <w:t>(</w:t>
-      </w:r>
-      <w:r>
-        <w:rPr>
-          <w:b/>
-          <w:bCs/>
-        </w:rPr>
-        <w:t>ShoppingBasket</w:t>
-      </w:r>
-      <w:r>
-        <w:rPr>
-          <w:b/>
-          <w:bCs/>
-        </w:rPr>
-        <w:t xml:space="preserve">Item </w:t>
-      </w:r>
-      <w:r>
-        <w:rPr>
-          <w:b/>
-          <w:bCs/>
-          <w:color w:val="C00000"/>
-        </w:rPr>
-        <w:t>item</w:t>
-      </w:r>
-      <w:r>
-        <w:t>)</w:t>
-      </w:r>
-      <w:r>
-        <w:t>{</w:t>
       </w:r>
     </w:p>
     <w:p>
@@ -730,9 +365,578 @@
         <w:ind w:left="851"/>
       </w:pPr>
       <w:r>
-        <w:t>}</w:t>
+        <w:rPr>
+          <w:noProof/>
+        </w:rPr>
+        <mc:AlternateContent>
+          <mc:Choice Requires="wps">
+            <w:drawing>
+              <wp:anchor distT="0" distB="0" distL="114300" distR="114300" simplePos="0" relativeHeight="251664384" behindDoc="0" locked="0" layoutInCell="1" allowOverlap="1" wp14:anchorId="47902520" wp14:editId="14D64EF6">
+                <wp:simplePos x="0" y="0"/>
+                <wp:positionH relativeFrom="column">
+                  <wp:posOffset>4824095</wp:posOffset>
+                </wp:positionH>
+                <wp:positionV relativeFrom="paragraph">
+                  <wp:posOffset>1227455</wp:posOffset>
+                </wp:positionV>
+                <wp:extent cx="396240" cy="274320"/>
+                <wp:effectExtent l="0" t="19050" r="41910" b="30480"/>
+                <wp:wrapNone/>
+                <wp:docPr id="738819674" name="Arrow: Right 12"/>
+                <wp:cNvGraphicFramePr/>
+                <a:graphic xmlns:a="http://schemas.openxmlformats.org/drawingml/2006/main">
+                  <a:graphicData uri="http://schemas.microsoft.com/office/word/2010/wordprocessingShape">
+                    <wps:wsp>
+                      <wps:cNvSpPr/>
+                      <wps:spPr>
+                        <a:xfrm>
+                          <a:off x="0" y="0"/>
+                          <a:ext cx="396240" cy="274320"/>
+                        </a:xfrm>
+                        <a:prstGeom prst="rightArrow">
+                          <a:avLst/>
+                        </a:prstGeom>
+                      </wps:spPr>
+                      <wps:style>
+                        <a:lnRef idx="2">
+                          <a:schemeClr val="accent1">
+                            <a:shade val="15000"/>
+                          </a:schemeClr>
+                        </a:lnRef>
+                        <a:fillRef idx="1">
+                          <a:schemeClr val="accent1"/>
+                        </a:fillRef>
+                        <a:effectRef idx="0">
+                          <a:schemeClr val="accent1"/>
+                        </a:effectRef>
+                        <a:fontRef idx="minor">
+                          <a:schemeClr val="lt1"/>
+                        </a:fontRef>
+                      </wps:style>
+                      <wps:bodyPr rot="0" spcFirstLastPara="0" vertOverflow="overflow" horzOverflow="overflow" vert="horz" wrap="square" lIns="91440" tIns="45720" rIns="91440" bIns="45720" numCol="1" spcCol="0" rtlCol="0" fromWordArt="0" anchor="ctr" anchorCtr="0" forceAA="0" compatLnSpc="1">
+                        <a:prstTxWarp prst="textNoShape">
+                          <a:avLst/>
+                        </a:prstTxWarp>
+                        <a:noAutofit/>
+                      </wps:bodyPr>
+                    </wps:wsp>
+                  </a:graphicData>
+                </a:graphic>
+              </wp:anchor>
+            </w:drawing>
+          </mc:Choice>
+          <mc:Fallback>
+            <w:pict>
+              <v:shapetype w14:anchorId="6A4D0246" id="_x0000_t13" coordsize="21600,21600" o:spt="13" adj="16200,5400" path="m@0,l@0@1,0@1,0@2@0@2@0,21600,21600,10800xe">
+                <v:stroke joinstyle="miter"/>
+                <v:formulas>
+                  <v:f eqn="val #0"/>
+                  <v:f eqn="val #1"/>
+                  <v:f eqn="sum height 0 #1"/>
+                  <v:f eqn="sum 10800 0 #1"/>
+                  <v:f eqn="sum width 0 #0"/>
+                  <v:f eqn="prod @4 @3 10800"/>
+                  <v:f eqn="sum width 0 @5"/>
+                </v:formulas>
+                <v:path o:connecttype="custom" o:connectlocs="@0,0;0,10800;@0,21600;21600,10800" o:connectangles="270,180,90,0" textboxrect="0,@1,@6,@2"/>
+                <v:handles>
+                  <v:h position="#0,#1" xrange="0,21600" yrange="0,10800"/>
+                </v:handles>
+              </v:shapetype>
+              <v:shape id="Arrow: Right 12" o:spid="_x0000_s1026" type="#_x0000_t13" style="position:absolute;margin-left:379.85pt;margin-top:96.65pt;width:31.2pt;height:21.6pt;z-index:251664384;visibility:visible;mso-wrap-style:square;mso-wrap-distance-left:9pt;mso-wrap-distance-top:0;mso-wrap-distance-right:9pt;mso-wrap-distance-bottom:0;mso-position-horizontal:absolute;mso-position-horizontal-relative:text;mso-position-vertical:absolute;mso-position-vertical-relative:text;v-text-anchor:middle" o:gfxdata="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" adj="14123" fillcolor="#2fb7da [3204]" strokecolor="#061b21 [484]" strokeweight="1pt"/>
+            </w:pict>
+          </mc:Fallback>
+        </mc:AlternateContent>
+      </w:r>
+      <w:r>
+        <w:rPr>
+          <w:noProof/>
+        </w:rPr>
+        <w:drawing>
+          <wp:anchor distT="0" distB="0" distL="114300" distR="114300" simplePos="0" relativeHeight="251663360" behindDoc="1" locked="0" layoutInCell="1" allowOverlap="1" wp14:anchorId="44E9C86D" wp14:editId="5BCB94BB">
+            <wp:simplePos x="0" y="0"/>
+            <wp:positionH relativeFrom="column">
+              <wp:posOffset>5159375</wp:posOffset>
+            </wp:positionH>
+            <wp:positionV relativeFrom="paragraph">
+              <wp:posOffset>922655</wp:posOffset>
+            </wp:positionV>
+            <wp:extent cx="914400" cy="914400"/>
+            <wp:effectExtent l="0" t="0" r="0" b="0"/>
+            <wp:wrapNone/>
+            <wp:docPr id="1048212916" name="Graphic 11" descr="Database with solid fill"/>
+            <wp:cNvGraphicFramePr>
+              <a:graphicFrameLocks xmlns:a="http://schemas.openxmlformats.org/drawingml/2006/main" noChangeAspect="1"/>
+            </wp:cNvGraphicFramePr>
+            <a:graphic xmlns:a="http://schemas.openxmlformats.org/drawingml/2006/main">
+              <a:graphicData uri="http://schemas.openxmlformats.org/drawingml/2006/picture">
+                <pic:pic xmlns:pic="http://schemas.openxmlformats.org/drawingml/2006/picture">
+                  <pic:nvPicPr>
+                    <pic:cNvPr id="1048212916" name="Graphic 1048212916" descr="Database with solid fill"/>
+                    <pic:cNvPicPr/>
+                  </pic:nvPicPr>
+                  <pic:blipFill>
+                    <a:blip r:embed="rId16">
+                      <a:extLst>
+                        <a:ext uri="{96DAC541-7B7A-43D3-8B79-37D633B846F1}">
+                          <asvg:svgBlip xmlns:asvg="http://schemas.microsoft.com/office/drawing/2016/SVG/main" r:embed="rId17"/>
+                        </a:ext>
+                      </a:extLst>
+                    </a:blip>
+                    <a:stretch>
+                      <a:fillRect/>
+                    </a:stretch>
+                  </pic:blipFill>
+                  <pic:spPr>
+                    <a:xfrm>
+                      <a:off x="0" y="0"/>
+                      <a:ext cx="914400" cy="914400"/>
+                    </a:xfrm>
+                    <a:prstGeom prst="rect">
+                      <a:avLst/>
+                    </a:prstGeom>
+                  </pic:spPr>
+                </pic:pic>
+              </a:graphicData>
+            </a:graphic>
+          </wp:anchor>
+        </w:drawing>
+      </w:r>
+      <w:r>
+        <w:rPr>
+          <w:noProof/>
+        </w:rPr>
+        <mc:AlternateContent>
+          <mc:Choice Requires="wps">
+            <w:drawing>
+              <wp:anchor distT="0" distB="0" distL="114300" distR="114300" simplePos="0" relativeHeight="251662336" behindDoc="0" locked="0" layoutInCell="1" allowOverlap="1" wp14:anchorId="5BA2E1A1" wp14:editId="3A990D24">
+                <wp:simplePos x="0" y="0"/>
+                <wp:positionH relativeFrom="column">
+                  <wp:posOffset>815975</wp:posOffset>
+                </wp:positionH>
+                <wp:positionV relativeFrom="paragraph">
+                  <wp:posOffset>823595</wp:posOffset>
+                </wp:positionV>
+                <wp:extent cx="754380" cy="579120"/>
+                <wp:effectExtent l="19050" t="19050" r="64770" b="87630"/>
+                <wp:wrapNone/>
+                <wp:docPr id="157257834" name="Free-form: Shape 10"/>
+                <wp:cNvGraphicFramePr/>
+                <a:graphic xmlns:a="http://schemas.openxmlformats.org/drawingml/2006/main">
+                  <a:graphicData uri="http://schemas.microsoft.com/office/word/2010/wordprocessingShape">
+                    <wps:wsp>
+                      <wps:cNvSpPr/>
+                      <wps:spPr>
+                        <a:xfrm>
+                          <a:off x="0" y="0"/>
+                          <a:ext cx="754380" cy="579120"/>
+                        </a:xfrm>
+                        <a:custGeom>
+                          <a:avLst/>
+                          <a:gdLst>
+                            <a:gd name="csX0" fmla="*/ 0 w 754380"/>
+                            <a:gd name="csY0" fmla="*/ 0 h 579120"/>
+                            <a:gd name="csX1" fmla="*/ 160020 w 754380"/>
+                            <a:gd name="csY1" fmla="*/ 495300 h 579120"/>
+                            <a:gd name="csX2" fmla="*/ 754380 w 754380"/>
+                            <a:gd name="csY2" fmla="*/ 579120 h 579120"/>
+                          </a:gdLst>
+                          <a:ahLst/>
+                          <a:cxnLst>
+                            <a:cxn ang="0">
+                              <a:pos x="csX0" y="csY0"/>
+                            </a:cxn>
+                            <a:cxn ang="0">
+                              <a:pos x="csX1" y="csY1"/>
+                            </a:cxn>
+                            <a:cxn ang="0">
+                              <a:pos x="csX2" y="csY2"/>
+                            </a:cxn>
+                          </a:cxnLst>
+                          <a:rect l="l" t="t" r="r" b="b"/>
+                          <a:pathLst>
+                            <a:path w="754380" h="579120">
+                              <a:moveTo>
+                                <a:pt x="0" y="0"/>
+                              </a:moveTo>
+                              <a:cubicBezTo>
+                                <a:pt x="17145" y="199390"/>
+                                <a:pt x="34290" y="398780"/>
+                                <a:pt x="160020" y="495300"/>
+                              </a:cubicBezTo>
+                              <a:cubicBezTo>
+                                <a:pt x="285750" y="591820"/>
+                                <a:pt x="650240" y="568960"/>
+                                <a:pt x="754380" y="579120"/>
+                              </a:cubicBezTo>
+                            </a:path>
+                          </a:pathLst>
+                        </a:custGeom>
+                        <a:ln w="28575" cap="flat" cmpd="sng" algn="ctr">
+                          <a:solidFill>
+                            <a:schemeClr val="accent5">
+                              <a:lumMod val="50000"/>
+                            </a:schemeClr>
+                          </a:solidFill>
+                          <a:prstDash val="solid"/>
+                          <a:round/>
+                          <a:headEnd type="none" w="med" len="med"/>
+                          <a:tailEnd type="arrow" w="med" len="med"/>
+                        </a:ln>
+                      </wps:spPr>
+                      <wps:style>
+                        <a:lnRef idx="0">
+                          <a:scrgbClr r="0" g="0" b="0"/>
+                        </a:lnRef>
+                        <a:fillRef idx="0">
+                          <a:scrgbClr r="0" g="0" b="0"/>
+                        </a:fillRef>
+                        <a:effectRef idx="0">
+                          <a:scrgbClr r="0" g="0" b="0"/>
+                        </a:effectRef>
+                        <a:fontRef idx="minor">
+                          <a:schemeClr val="tx1"/>
+                        </a:fontRef>
+                      </wps:style>
+                      <wps:bodyPr rot="0" spcFirstLastPara="0" vertOverflow="overflow" horzOverflow="overflow" vert="horz" wrap="square" lIns="91440" tIns="45720" rIns="91440" bIns="45720" numCol="1" spcCol="0" rtlCol="0" fromWordArt="0" anchor="ctr" anchorCtr="0" forceAA="0" compatLnSpc="1">
+                        <a:prstTxWarp prst="textNoShape">
+                          <a:avLst/>
+                        </a:prstTxWarp>
+                        <a:noAutofit/>
+                      </wps:bodyPr>
+                    </wps:wsp>
+                  </a:graphicData>
+                </a:graphic>
+              </wp:anchor>
+            </w:drawing>
+          </mc:Choice>
+          <mc:Fallback>
+            <w:pict>
+              <v:shape w14:anchorId="30D99BAC" id="Free-form: Shape 10" o:spid="_x0000_s1026" style="position:absolute;margin-left:64.25pt;margin-top:64.85pt;width:59.4pt;height:45.6pt;z-index:251662336;visibility:visible;mso-wrap-style:square;mso-wrap-distance-left:9pt;mso-wrap-distance-top:0;mso-wrap-distance-right:9pt;mso-wrap-distance-bottom:0;mso-position-horizontal:absolute;mso-position-horizontal-relative:text;mso-position-vertical:absolute;mso-position-vertical-relative:text;v-text-anchor:middle" coordsize="754380,579120" o:gfxdata="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" path="m,c17145,199390,34290,398780,160020,495300v125730,96520,490220,73660,594360,83820e" filled="f" strokecolor="#317459 [1608]" strokeweight="2.25pt">
+                <v:stroke endarrow="open"/>
+                <v:path arrowok="t" o:connecttype="custom" o:connectlocs="0,0;160020,495300;754380,579120" o:connectangles="0,0,0"/>
+              </v:shape>
+            </w:pict>
+          </mc:Fallback>
+        </mc:AlternateContent>
+      </w:r>
+      <w:r>
+        <w:t>In this part you will create a Queue to hold many Shopping baskets for processing.</w:t>
+      </w:r>
+      <w:r>
+        <w:rPr>
+          <w:noProof/>
+        </w:rPr>
+        <w:t xml:space="preserve"> </w:t>
+      </w:r>
+      <w:r>
+        <w:rPr>
+          <w:noProof/>
+        </w:rPr>
+        <w:drawing>
+          <wp:inline distT="0" distB="0" distL="0" distR="0" wp14:anchorId="1E2E1E25" wp14:editId="340A3717">
+            <wp:extent cx="609600" cy="609600"/>
+            <wp:effectExtent l="0" t="0" r="0" b="0"/>
+            <wp:docPr id="1761942783" name="Graphic 3" descr="Shopping basket outline"/>
+            <wp:cNvGraphicFramePr>
+              <a:graphicFrameLocks xmlns:a="http://schemas.openxmlformats.org/drawingml/2006/main" noChangeAspect="1"/>
+            </wp:cNvGraphicFramePr>
+            <a:graphic xmlns:a="http://schemas.openxmlformats.org/drawingml/2006/main">
+              <a:graphicData uri="http://schemas.openxmlformats.org/drawingml/2006/picture">
+                <pic:pic xmlns:pic="http://schemas.openxmlformats.org/drawingml/2006/picture">
+                  <pic:nvPicPr>
+                    <pic:cNvPr id="366805776" name="Graphic 366805776" descr="Shopping basket outline"/>
+                    <pic:cNvPicPr/>
+                  </pic:nvPicPr>
+                  <pic:blipFill>
+                    <a:blip r:embed="rId18">
+                      <a:extLst>
+                        <a:ext uri="{96DAC541-7B7A-43D3-8B79-37D633B846F1}">
+                          <asvg:svgBlip xmlns:asvg="http://schemas.microsoft.com/office/drawing/2016/SVG/main" r:embed="rId19"/>
+                        </a:ext>
+                      </a:extLst>
+                    </a:blip>
+                    <a:stretch>
+                      <a:fillRect/>
+                    </a:stretch>
+                  </pic:blipFill>
+                  <pic:spPr>
+                    <a:xfrm>
+                      <a:off x="0" y="0"/>
+                      <a:ext cx="609600" cy="609600"/>
+                    </a:xfrm>
+                    <a:prstGeom prst="rect">
+                      <a:avLst/>
+                    </a:prstGeom>
+                  </pic:spPr>
+                </pic:pic>
+              </a:graphicData>
+            </a:graphic>
+          </wp:inline>
+        </w:drawing>
       </w:r>
     </w:p>
+    <w:tbl>
+      <w:tblPr>
+        <w:tblStyle w:val="TableGrid"/>
+        <w:tblW w:w="0" w:type="auto"/>
+        <w:tblInd w:w="2691" w:type="dxa"/>
+        <w:shd w:val="clear" w:color="auto" w:fill="F2F2F2" w:themeFill="background1" w:themeFillShade="F2"/>
+        <w:tblLook w:val="04A0" w:firstRow="1" w:lastRow="0" w:firstColumn="1" w:lastColumn="0" w:noHBand="0" w:noVBand="1"/>
+      </w:tblPr>
+      <w:tblGrid>
+        <w:gridCol w:w="1176"/>
+        <w:gridCol w:w="1229"/>
+        <w:gridCol w:w="1176"/>
+        <w:gridCol w:w="1233"/>
+      </w:tblGrid>
+      <w:tr>
+        <w:tc>
+          <w:tcPr>
+            <w:tcW w:w="1176" w:type="dxa"/>
+            <w:shd w:val="clear" w:color="auto" w:fill="F2F2F2" w:themeFill="background1" w:themeFillShade="F2"/>
+          </w:tcPr>
+          <w:p>
+            <w:pPr>
+              <w:pStyle w:val="Numberlist"/>
+              <w:numPr>
+                <w:ilvl w:val="0"/>
+                <w:numId w:val="0"/>
+              </w:numPr>
+            </w:pPr>
+            <w:r>
+              <w:rPr>
+                <w:noProof/>
+              </w:rPr>
+              <w:drawing>
+                <wp:inline distT="0" distB="0" distL="0" distR="0" wp14:anchorId="48DA471B" wp14:editId="75CE2F76">
+                  <wp:extent cx="609600" cy="609600"/>
+                  <wp:effectExtent l="0" t="0" r="0" b="0"/>
+                  <wp:docPr id="366805776" name="Graphic 3" descr="Shopping basket outline"/>
+                  <wp:cNvGraphicFramePr>
+                    <a:graphicFrameLocks xmlns:a="http://schemas.openxmlformats.org/drawingml/2006/main" noChangeAspect="1"/>
+                  </wp:cNvGraphicFramePr>
+                  <a:graphic xmlns:a="http://schemas.openxmlformats.org/drawingml/2006/main">
+                    <a:graphicData uri="http://schemas.openxmlformats.org/drawingml/2006/picture">
+                      <pic:pic xmlns:pic="http://schemas.openxmlformats.org/drawingml/2006/picture">
+                        <pic:nvPicPr>
+                          <pic:cNvPr id="366805776" name="Graphic 366805776" descr="Shopping basket outline"/>
+                          <pic:cNvPicPr/>
+                        </pic:nvPicPr>
+                        <pic:blipFill>
+                          <a:blip r:embed="rId20">
+                            <a:extLst>
+                              <a:ext uri="{96DAC541-7B7A-43D3-8B79-37D633B846F1}">
+                                <asvg:svgBlip xmlns:asvg="http://schemas.microsoft.com/office/drawing/2016/SVG/main" r:embed="rId21"/>
+                              </a:ext>
+                            </a:extLst>
+                          </a:blip>
+                          <a:stretch>
+                            <a:fillRect/>
+                          </a:stretch>
+                        </pic:blipFill>
+                        <pic:spPr>
+                          <a:xfrm>
+                            <a:off x="0" y="0"/>
+                            <a:ext cx="609600" cy="609600"/>
+                          </a:xfrm>
+                          <a:prstGeom prst="rect">
+                            <a:avLst/>
+                          </a:prstGeom>
+                        </pic:spPr>
+                      </pic:pic>
+                    </a:graphicData>
+                  </a:graphic>
+                </wp:inline>
+              </w:drawing>
+            </w:r>
+          </w:p>
+        </w:tc>
+        <w:tc>
+          <w:tcPr>
+            <w:tcW w:w="1229" w:type="dxa"/>
+            <w:shd w:val="clear" w:color="auto" w:fill="F2F2F2" w:themeFill="background1" w:themeFillShade="F2"/>
+          </w:tcPr>
+          <w:p>
+            <w:pPr>
+              <w:pStyle w:val="Numberlist"/>
+              <w:numPr>
+                <w:ilvl w:val="0"/>
+                <w:numId w:val="0"/>
+              </w:numPr>
+            </w:pPr>
+            <w:r>
+              <w:rPr>
+                <w:noProof/>
+              </w:rPr>
+              <w:drawing>
+                <wp:inline distT="0" distB="0" distL="0" distR="0" wp14:anchorId="465B10FC" wp14:editId="300D63E6">
+                  <wp:extent cx="609600" cy="609600"/>
+                  <wp:effectExtent l="0" t="0" r="0" b="0"/>
+                  <wp:docPr id="1444146821" name="Graphic 3" descr="Shopping basket outline"/>
+                  <wp:cNvGraphicFramePr>
+                    <a:graphicFrameLocks xmlns:a="http://schemas.openxmlformats.org/drawingml/2006/main" noChangeAspect="1"/>
+                  </wp:cNvGraphicFramePr>
+                  <a:graphic xmlns:a="http://schemas.openxmlformats.org/drawingml/2006/main">
+                    <a:graphicData uri="http://schemas.openxmlformats.org/drawingml/2006/picture">
+                      <pic:pic xmlns:pic="http://schemas.openxmlformats.org/drawingml/2006/picture">
+                        <pic:nvPicPr>
+                          <pic:cNvPr id="366805776" name="Graphic 366805776" descr="Shopping basket outline"/>
+                          <pic:cNvPicPr/>
+                        </pic:nvPicPr>
+                        <pic:blipFill>
+                          <a:blip r:embed="rId22">
+                            <a:extLst>
+                              <a:ext uri="{96DAC541-7B7A-43D3-8B79-37D633B846F1}">
+                                <asvg:svgBlip xmlns:asvg="http://schemas.microsoft.com/office/drawing/2016/SVG/main" r:embed="rId23"/>
+                              </a:ext>
+                            </a:extLst>
+                          </a:blip>
+                          <a:stretch>
+                            <a:fillRect/>
+                          </a:stretch>
+                        </pic:blipFill>
+                        <pic:spPr>
+                          <a:xfrm>
+                            <a:off x="0" y="0"/>
+                            <a:ext cx="609600" cy="609600"/>
+                          </a:xfrm>
+                          <a:prstGeom prst="rect">
+                            <a:avLst/>
+                          </a:prstGeom>
+                        </pic:spPr>
+                      </pic:pic>
+                    </a:graphicData>
+                  </a:graphic>
+                </wp:inline>
+              </w:drawing>
+            </w:r>
+          </w:p>
+        </w:tc>
+        <w:tc>
+          <w:tcPr>
+            <w:tcW w:w="1176" w:type="dxa"/>
+            <w:shd w:val="clear" w:color="auto" w:fill="F2F2F2" w:themeFill="background1" w:themeFillShade="F2"/>
+          </w:tcPr>
+          <w:p>
+            <w:pPr>
+              <w:pStyle w:val="Numberlist"/>
+              <w:numPr>
+                <w:ilvl w:val="0"/>
+                <w:numId w:val="0"/>
+              </w:numPr>
+            </w:pPr>
+            <w:r>
+              <w:rPr>
+                <w:noProof/>
+              </w:rPr>
+              <w:drawing>
+                <wp:inline distT="0" distB="0" distL="0" distR="0" wp14:anchorId="5FF25458" wp14:editId="5519F33C">
+                  <wp:extent cx="609600" cy="609600"/>
+                  <wp:effectExtent l="0" t="0" r="0" b="0"/>
+                  <wp:docPr id="907847708" name="Graphic 3" descr="Shopping basket outline"/>
+                  <wp:cNvGraphicFramePr>
+                    <a:graphicFrameLocks xmlns:a="http://schemas.openxmlformats.org/drawingml/2006/main" noChangeAspect="1"/>
+                  </wp:cNvGraphicFramePr>
+                  <a:graphic xmlns:a="http://schemas.openxmlformats.org/drawingml/2006/main">
+                    <a:graphicData uri="http://schemas.openxmlformats.org/drawingml/2006/picture">
+                      <pic:pic xmlns:pic="http://schemas.openxmlformats.org/drawingml/2006/picture">
+                        <pic:nvPicPr>
+                          <pic:cNvPr id="366805776" name="Graphic 366805776" descr="Shopping basket outline"/>
+                          <pic:cNvPicPr/>
+                        </pic:nvPicPr>
+                        <pic:blipFill>
+                          <a:blip r:embed="rId24">
+                            <a:extLst>
+                              <a:ext uri="{96DAC541-7B7A-43D3-8B79-37D633B846F1}">
+                                <asvg:svgBlip xmlns:asvg="http://schemas.microsoft.com/office/drawing/2016/SVG/main" r:embed="rId25"/>
+                              </a:ext>
+                            </a:extLst>
+                          </a:blip>
+                          <a:stretch>
+                            <a:fillRect/>
+                          </a:stretch>
+                        </pic:blipFill>
+                        <pic:spPr>
+                          <a:xfrm>
+                            <a:off x="0" y="0"/>
+                            <a:ext cx="609600" cy="609600"/>
+                          </a:xfrm>
+                          <a:prstGeom prst="rect">
+                            <a:avLst/>
+                          </a:prstGeom>
+                        </pic:spPr>
+                      </pic:pic>
+                    </a:graphicData>
+                  </a:graphic>
+                </wp:inline>
+              </w:drawing>
+            </w:r>
+          </w:p>
+        </w:tc>
+        <w:tc>
+          <w:tcPr>
+            <w:tcW w:w="1233" w:type="dxa"/>
+            <w:shd w:val="clear" w:color="auto" w:fill="F2F2F2" w:themeFill="background1" w:themeFillShade="F2"/>
+          </w:tcPr>
+          <w:p>
+            <w:pPr>
+              <w:pStyle w:val="Numberlist"/>
+              <w:numPr>
+                <w:ilvl w:val="0"/>
+                <w:numId w:val="0"/>
+              </w:numPr>
+            </w:pPr>
+            <w:r>
+              <w:rPr>
+                <w:noProof/>
+              </w:rPr>
+              <w:drawing>
+                <wp:inline distT="0" distB="0" distL="0" distR="0" wp14:anchorId="13CCC9A4" wp14:editId="32605725">
+                  <wp:extent cx="609600" cy="609600"/>
+                  <wp:effectExtent l="0" t="0" r="0" b="0"/>
+                  <wp:docPr id="38389013" name="Graphic 3" descr="Shopping basket outline"/>
+                  <wp:cNvGraphicFramePr>
+                    <a:graphicFrameLocks xmlns:a="http://schemas.openxmlformats.org/drawingml/2006/main" noChangeAspect="1"/>
+                  </wp:cNvGraphicFramePr>
+                  <a:graphic xmlns:a="http://schemas.openxmlformats.org/drawingml/2006/main">
+                    <a:graphicData uri="http://schemas.openxmlformats.org/drawingml/2006/picture">
+                      <pic:pic xmlns:pic="http://schemas.openxmlformats.org/drawingml/2006/picture">
+                        <pic:nvPicPr>
+                          <pic:cNvPr id="366805776" name="Graphic 366805776" descr="Shopping basket outline"/>
+                          <pic:cNvPicPr/>
+                        </pic:nvPicPr>
+                        <pic:blipFill>
+                          <a:blip r:embed="rId18">
+                            <a:extLst>
+                              <a:ext uri="{96DAC541-7B7A-43D3-8B79-37D633B846F1}">
+                                <asvg:svgBlip xmlns:asvg="http://schemas.microsoft.com/office/drawing/2016/SVG/main" r:embed="rId19"/>
+                              </a:ext>
+                            </a:extLst>
+                          </a:blip>
+                          <a:stretch>
+                            <a:fillRect/>
+                          </a:stretch>
+                        </pic:blipFill>
+                        <pic:spPr>
+                          <a:xfrm>
+                            <a:off x="0" y="0"/>
+                            <a:ext cx="609600" cy="609600"/>
+                          </a:xfrm>
+                          <a:prstGeom prst="rect">
+                            <a:avLst/>
+                          </a:prstGeom>
+                        </pic:spPr>
+                      </pic:pic>
+                    </a:graphicData>
+                  </a:graphic>
+                </wp:inline>
+              </w:drawing>
+            </w:r>
+          </w:p>
+        </w:tc>
+      </w:tr>
+    </w:tbl>
     <w:p>
       <w:pPr>
         <w:pStyle w:val="Numberlist"/>
@@ -743,303 +947,7 @@
         <w:ind w:left="851"/>
       </w:pPr>
       <w:r>
-        <w:t xml:space="preserve">This method adds the </w:t>
-      </w:r>
-      <w:r>
-        <w:rPr>
-          <w:b/>
-          <w:bCs/>
-          <w:color w:val="C00000"/>
-        </w:rPr>
-        <w:t>item</w:t>
-      </w:r>
-      <w:r>
-        <w:t xml:space="preserve"> to the ArrayList&lt;ShoppingBasketItem&gt; field.</w:t>
-      </w:r>
-      <w:r>
         <w:br/>
-      </w:r>
-    </w:p>
-    <w:p>
-      <w:pPr>
-        <w:pStyle w:val="Numberlist"/>
-      </w:pPr>
-      <w:r>
-        <w:t xml:space="preserve">In the </w:t>
-      </w:r>
-      <w:r>
-        <w:rPr>
-          <w:b/>
-          <w:bCs/>
-        </w:rPr>
-        <w:t>Program</w:t>
-      </w:r>
-      <w:r>
-        <w:t xml:space="preserve"> class, create a </w:t>
-      </w:r>
-      <w:r>
-        <w:rPr>
-          <w:b/>
-          <w:bCs/>
-        </w:rPr>
-        <w:t>Queue</w:t>
-      </w:r>
-      <w:r>
-        <w:t xml:space="preserve"> of </w:t>
-      </w:r>
-      <w:r>
-        <w:rPr>
-          <w:b/>
-          <w:bCs/>
-        </w:rPr>
-        <w:t>ShoppingBasket</w:t>
-      </w:r>
-      <w:r>
-        <w:t xml:space="preserve">s called </w:t>
-      </w:r>
-      <w:r>
-        <w:rPr>
-          <w:b/>
-        </w:rPr>
-        <w:t>baskets</w:t>
-      </w:r>
-      <w:r>
-        <w:t>.</w:t>
-      </w:r>
-    </w:p>
-    <w:p>
-      <w:pPr>
-        <w:pStyle w:val="Numberlist"/>
-      </w:pPr>
-      <w:r>
-        <w:lastRenderedPageBreak/>
-        <w:t xml:space="preserve">Make sure each </w:t>
-      </w:r>
-      <w:r>
-        <w:rPr>
-          <w:b/>
-          <w:bCs/>
-        </w:rPr>
-        <w:t>ShoppingBasket</w:t>
-      </w:r>
-      <w:r>
-        <w:t xml:space="preserve"> has one or more </w:t>
-      </w:r>
-      <w:r>
-        <w:rPr>
-          <w:b/>
-          <w:bCs/>
-        </w:rPr>
-        <w:t>ShoppingBasketItem</w:t>
-      </w:r>
-      <w:r>
-        <w:t xml:space="preserve"> added.</w:t>
-      </w:r>
-      <w:r>
-        <w:br/>
-        <w:t xml:space="preserve">Since we are going to use this queue in main(), it needs to be </w:t>
-      </w:r>
-      <w:r>
-        <w:rPr>
-          <w:b/>
-          <w:bCs/>
-        </w:rPr>
-        <w:t>static</w:t>
-      </w:r>
-      <w:r>
-        <w:t>.</w:t>
-      </w:r>
-    </w:p>
-    <w:p>
-      <w:pPr>
-        <w:pStyle w:val="Numberlist"/>
-      </w:pPr>
-      <w:r>
-        <w:t xml:space="preserve">Create a </w:t>
-      </w:r>
-      <w:r>
-        <w:rPr>
-          <w:b/>
-          <w:bCs/>
-        </w:rPr>
-        <w:t>static</w:t>
-      </w:r>
-      <w:r>
-        <w:t xml:space="preserve"> method in the Program class called </w:t>
-      </w:r>
-      <w:r>
-        <w:rPr>
-          <w:b/>
-          <w:bCs/>
-        </w:rPr>
-        <w:t>processBaskets</w:t>
-      </w:r>
-      <w:r>
-        <w:rPr>
-          <w:b/>
-          <w:bCs/>
-        </w:rPr>
-        <w:t>()</w:t>
-      </w:r>
-      <w:r>
-        <w:t>.</w:t>
-      </w:r>
-      <w:r>
-        <w:br/>
-        <w:t xml:space="preserve">Call this method from </w:t>
-      </w:r>
-      <w:r>
-        <w:rPr>
-          <w:b/>
-          <w:bCs/>
-        </w:rPr>
-        <w:t>main()</w:t>
-      </w:r>
-      <w:r>
-        <w:t>.</w:t>
-      </w:r>
-    </w:p>
-    <w:p>
-      <w:pPr>
-        <w:pStyle w:val="Numberlist"/>
-      </w:pPr>
-      <w:r>
-        <w:t xml:space="preserve">Write code in the </w:t>
-      </w:r>
-      <w:r>
-        <w:rPr>
-          <w:b/>
-        </w:rPr>
-        <w:t>processBaskets</w:t>
-      </w:r>
-      <w:r>
-        <w:rPr>
-          <w:b/>
-          <w:bCs/>
-        </w:rPr>
-        <w:t xml:space="preserve"> ()</w:t>
-      </w:r>
-      <w:r>
-        <w:t xml:space="preserve"> method to display the </w:t>
-      </w:r>
-      <w:r>
-        <w:rPr>
-          <w:b/>
-        </w:rPr>
-        <w:t>ShoppingBasket</w:t>
-      </w:r>
-      <w:r>
-        <w:rPr>
-          <w:b/>
-          <w:bCs/>
-        </w:rPr>
-        <w:t>s</w:t>
-      </w:r>
-      <w:r>
-        <w:t xml:space="preserve"> using the Java’s Queue methods. This method simulates processing of shopping baskets for payment and shipping. </w:t>
-      </w:r>
-    </w:p>
-    <w:p>
-      <w:pPr>
-        <w:pStyle w:val="Numberlist"/>
-      </w:pPr>
-      <w:r>
-        <w:t xml:space="preserve">Call the </w:t>
-      </w:r>
-      <w:r>
-        <w:rPr>
-          <w:b/>
-          <w:bCs/>
-        </w:rPr>
-        <w:t>processBaskets()</w:t>
-      </w:r>
-      <w:r>
-        <w:t xml:space="preserve"> method in main() to test your code.</w:t>
-      </w:r>
-    </w:p>
-    <w:p/>
-    <w:p>
-      <w:pPr>
-        <w:pStyle w:val="Heading2"/>
-      </w:pPr>
-      <w:r>
-        <w:t xml:space="preserve">Part 3 - Using HashMap&lt;K,V&gt; </w:t>
-      </w:r>
-    </w:p>
-    <w:p>
-      <w:r>
-        <w:rPr>
-          <w:b/>
-        </w:rPr>
-        <w:t>Scenario</w:t>
-      </w:r>
-      <w:r>
-        <w:t xml:space="preserve">: A </w:t>
-      </w:r>
-      <w:r>
-        <w:t>z</w:t>
-      </w:r>
-      <w:r>
-        <w:t xml:space="preserve">oo has a number of current animals and is expecting new arrivals soon. They wish to keep track of which animal types they have and record the count of each animal type. </w:t>
-      </w:r>
-    </w:p>
-    <w:p>
-      <w:r>
-        <w:t xml:space="preserve">You will create HashMap&lt;String, int&gt;. The </w:t>
-      </w:r>
-      <w:r>
-        <w:t xml:space="preserve">key </w:t>
-      </w:r>
-      <w:r>
-        <w:t>to</w:t>
-      </w:r>
-      <w:r>
-        <w:t xml:space="preserve"> </w:t>
-      </w:r>
-      <w:r>
-        <w:t>String</w:t>
-      </w:r>
-      <w:r>
-        <w:t xml:space="preserve"> </w:t>
-      </w:r>
-      <w:r>
-        <w:t xml:space="preserve">is </w:t>
-      </w:r>
-      <w:r>
-        <w:t xml:space="preserve">to store animal type and a value of </w:t>
-      </w:r>
-      <w:r>
-        <w:t xml:space="preserve">Integer for the </w:t>
-      </w:r>
-      <w:r>
-        <w:t>count of occurrences (Lion 3, Zebra 2</w:t>
-      </w:r>
-      <w:r>
-        <w:t>,</w:t>
-      </w:r>
-      <w:r>
-        <w:t xml:space="preserve"> etc.).</w:t>
-      </w:r>
-    </w:p>
-    <w:p/>
-    <w:p>
-      <w:pPr>
-        <w:pStyle w:val="Heading3"/>
-      </w:pPr>
-      <w:r>
-        <w:t>Step</w:t>
-      </w:r>
-      <w:r>
-        <w:t>-</w:t>
-      </w:r>
-      <w:r>
-        <w:t>by</w:t>
-      </w:r>
-      <w:r>
-        <w:t>-</w:t>
-      </w:r>
-      <w:r>
-        <w:t>step</w:t>
       </w:r>
     </w:p>
     <w:p>
@@ -1047,56 +955,392 @@
         <w:pStyle w:val="Numberlist"/>
         <w:numPr>
           <w:ilvl w:val="0"/>
-          <w:numId w:val="36"/>
+          <w:numId w:val="35"/>
         </w:numPr>
       </w:pPr>
       <w:r>
-        <w:t xml:space="preserve">Comment out the code in </w:t>
-      </w:r>
-      <w:r>
-        <w:rPr>
-          <w:b/>
-        </w:rPr>
-        <w:t>main()</w:t>
-      </w:r>
-      <w:r>
-        <w:t xml:space="preserve"> to get ready for this exercise.</w:t>
+        <w:t xml:space="preserve">Back in the </w:t>
+      </w:r>
+      <w:r>
+        <w:rPr>
+          <w:b/>
+        </w:rPr>
+        <w:t>labs</w:t>
+      </w:r>
+      <w:r>
+        <w:t xml:space="preserve"> project add a new class called </w:t>
+      </w:r>
+      <w:r>
+        <w:rPr>
+          <w:i/>
+        </w:rPr>
+        <w:t>Program</w:t>
+      </w:r>
+      <w:r>
+        <w:t xml:space="preserve"> with main() method, in a package </w:t>
+      </w:r>
+      <w:r>
+        <w:rPr>
+          <w:b/>
+          <w:bCs/>
+        </w:rPr>
+        <w:t>lab5</w:t>
+      </w:r>
+      <w:r>
+        <w:t>.</w:t>
+      </w:r>
+      <w:r>
+        <w:br/>
       </w:r>
     </w:p>
     <w:p>
       <w:pPr>
         <w:pStyle w:val="Numberlist"/>
-        <w:numPr>
-          <w:ilvl w:val="0"/>
-          <w:numId w:val="36"/>
-        </w:numPr>
-      </w:pPr>
-      <w:r>
-        <w:t>Create a class called Zoo with a default constructor.</w:t>
+        <w:rPr>
+          <w:b/>
+          <w:bCs/>
+        </w:rPr>
+      </w:pPr>
+      <w:r>
+        <w:t xml:space="preserve">Add a new class called </w:t>
+      </w:r>
+      <w:r>
+        <w:rPr>
+          <w:b/>
+          <w:bCs/>
+        </w:rPr>
+        <w:t>ShoppingBasket</w:t>
+      </w:r>
+      <w:r>
+        <w:rPr>
+          <w:b/>
+          <w:bCs/>
+        </w:rPr>
+        <w:t>Item</w:t>
+      </w:r>
+      <w:r>
+        <w:t xml:space="preserve"> to the </w:t>
+      </w:r>
+      <w:r>
+        <w:rPr>
+          <w:b/>
+          <w:bCs/>
+        </w:rPr>
+        <w:t>lab5</w:t>
+      </w:r>
+      <w:r>
+        <w:t xml:space="preserve"> package with following fields:</w:t>
+      </w:r>
+      <w:r>
+        <w:br/>
+      </w:r>
+      <w:r>
+        <w:rPr>
+          <w:b/>
+          <w:bCs/>
+          <w:color w:val="2E74B5"/>
+        </w:rPr>
+        <w:t xml:space="preserve">String </w:t>
+      </w:r>
+      <w:r>
+        <w:rPr>
+          <w:b/>
+          <w:bCs/>
+        </w:rPr>
+        <w:tab/>
+      </w:r>
+      <w:r>
+        <w:rPr>
+          <w:b/>
+          <w:bCs/>
+        </w:rPr>
+        <w:t>productName</w:t>
+      </w:r>
+      <w:r>
+        <w:rPr>
+          <w:b/>
+          <w:bCs/>
+        </w:rPr>
+        <w:t>;</w:t>
+      </w:r>
+      <w:r>
+        <w:rPr>
+          <w:b/>
+          <w:bCs/>
+        </w:rPr>
+        <w:br/>
+      </w:r>
+      <w:r>
+        <w:rPr>
+          <w:b/>
+          <w:bCs/>
+          <w:color w:val="2E74B5"/>
+        </w:rPr>
+        <w:t xml:space="preserve">int </w:t>
+      </w:r>
+      <w:r>
+        <w:rPr>
+          <w:b/>
+          <w:bCs/>
+        </w:rPr>
+        <w:tab/>
+      </w:r>
+      <w:r>
+        <w:rPr>
+          <w:b/>
+          <w:bCs/>
+        </w:rPr>
+        <w:tab/>
+      </w:r>
+      <w:r>
+        <w:rPr>
+          <w:b/>
+          <w:bCs/>
+        </w:rPr>
+        <w:t>quantity</w:t>
+      </w:r>
+      <w:r>
+        <w:rPr>
+          <w:b/>
+          <w:bCs/>
+        </w:rPr>
+        <w:t>;</w:t>
+      </w:r>
+      <w:r>
+        <w:rPr>
+          <w:b/>
+          <w:bCs/>
+        </w:rPr>
+        <w:br/>
+      </w:r>
+      <w:r>
+        <w:rPr>
+          <w:b/>
+          <w:bCs/>
+          <w:color w:val="2E74B5"/>
+        </w:rPr>
+        <w:t xml:space="preserve">double </w:t>
+      </w:r>
+      <w:r>
+        <w:rPr>
+          <w:b/>
+          <w:bCs/>
+        </w:rPr>
+        <w:tab/>
+      </w:r>
+      <w:r>
+        <w:rPr>
+          <w:b/>
+          <w:bCs/>
+        </w:rPr>
+        <w:t>price</w:t>
+      </w:r>
+      <w:r>
+        <w:rPr>
+          <w:b/>
+          <w:bCs/>
+        </w:rPr>
+        <w:t>;</w:t>
       </w:r>
     </w:p>
     <w:p>
       <w:pPr>
         <w:pStyle w:val="Numberlist"/>
-        <w:numPr>
-          <w:ilvl w:val="0"/>
-          <w:numId w:val="36"/>
-        </w:numPr>
-      </w:pPr>
-      <w:r>
-        <w:t>Create an instance of Zoo in main(). This will kick start the constructor where all your code will be placed.</w:t>
+      </w:pPr>
+      <w:r>
+        <w:t>Add</w:t>
+      </w:r>
+      <w:r>
+        <w:t xml:space="preserve"> a constructor for the </w:t>
+      </w:r>
+      <w:r>
+        <w:rPr>
+          <w:b/>
+          <w:bCs/>
+        </w:rPr>
+        <w:t>ShoppingBasket</w:t>
+      </w:r>
+      <w:r>
+        <w:rPr>
+          <w:b/>
+          <w:bCs/>
+        </w:rPr>
+        <w:t>Item</w:t>
+      </w:r>
+      <w:r>
+        <w:t xml:space="preserve"> class to set the above fields and then </w:t>
+      </w:r>
+      <w:r>
+        <w:t xml:space="preserve">add </w:t>
+      </w:r>
+      <w:r>
+        <w:t xml:space="preserve">a method called </w:t>
+      </w:r>
+      <w:r>
+        <w:rPr>
+          <w:b/>
+          <w:bCs/>
+        </w:rPr>
+        <w:t>get</w:t>
+      </w:r>
+      <w:r>
+        <w:rPr>
+          <w:b/>
+          <w:bCs/>
+        </w:rPr>
+        <w:t>Details()</w:t>
+      </w:r>
+      <w:r>
+        <w:t xml:space="preserve"> to return a String with the values of the fields.</w:t>
+      </w:r>
+      <w:r>
+        <w:br/>
       </w:r>
     </w:p>
     <w:p>
       <w:pPr>
         <w:pStyle w:val="Numberlist"/>
-        <w:numPr>
-          <w:ilvl w:val="0"/>
-          <w:numId w:val="36"/>
-        </w:numPr>
-      </w:pPr>
-      <w:r>
-        <w:t>Declared and initialise the following fields.</w:t>
+        <w:spacing w:line="360" w:lineRule="auto"/>
+      </w:pPr>
+      <w:r>
+        <w:lastRenderedPageBreak/>
+        <w:t xml:space="preserve">Create another class called </w:t>
+      </w:r>
+      <w:r>
+        <w:rPr>
+          <w:b/>
+          <w:bCs/>
+        </w:rPr>
+        <w:t>ShoppingBasket</w:t>
+      </w:r>
+      <w:r>
+        <w:t>.</w:t>
+      </w:r>
+      <w:r>
+        <w:br/>
+      </w:r>
+    </w:p>
+    <w:p>
+      <w:pPr>
+        <w:pStyle w:val="Numberlist"/>
+        <w:spacing w:line="360" w:lineRule="auto"/>
+      </w:pPr>
+      <w:r>
+        <w:t>Create a</w:t>
+      </w:r>
+      <w:r>
+        <w:rPr>
+          <w:b/>
+          <w:bCs/>
+        </w:rPr>
+        <w:t xml:space="preserve"> </w:t>
+      </w:r>
+      <w:r>
+        <w:rPr>
+          <w:b/>
+          <w:bCs/>
+          <w:color w:val="2E74B5"/>
+        </w:rPr>
+        <w:t>ArrayList</w:t>
+      </w:r>
+      <w:r>
+        <w:rPr>
+          <w:b/>
+          <w:bCs/>
+        </w:rPr>
+        <w:t>&lt;ShoppingBasketItem&gt;</w:t>
+      </w:r>
+      <w:r>
+        <w:t xml:space="preserve"> field in the ShoppingBasket class.</w:t>
+      </w:r>
+      <w:r>
+        <w:br/>
+      </w:r>
+    </w:p>
+    <w:p>
+      <w:pPr>
+        <w:pStyle w:val="Numberlist"/>
+        <w:spacing w:line="360" w:lineRule="auto"/>
+      </w:pPr>
+      <w:r>
+        <w:t xml:space="preserve">Add a new method to </w:t>
+      </w:r>
+      <w:r>
+        <w:rPr>
+          <w:b/>
+          <w:bCs/>
+        </w:rPr>
+        <w:t>ShoppingBasket</w:t>
+      </w:r>
+      <w:r>
+        <w:t xml:space="preserve"> called </w:t>
+      </w:r>
+      <w:r>
+        <w:rPr>
+          <w:b/>
+          <w:bCs/>
+          <w:color w:val="AF5103" w:themeColor="accent2" w:themeShade="80"/>
+        </w:rPr>
+        <w:t>add</w:t>
+      </w:r>
+      <w:r>
+        <w:t>() like</w:t>
+      </w:r>
+      <w:r>
+        <w:br/>
+      </w:r>
+      <w:r>
+        <w:rPr>
+          <w:b/>
+          <w:bCs/>
+          <w:color w:val="2E74B5"/>
+        </w:rPr>
+        <w:t>void</w:t>
+      </w:r>
+      <w:r>
+        <w:rPr>
+          <w:color w:val="2E74B5"/>
+        </w:rPr>
+        <w:t xml:space="preserve"> </w:t>
+      </w:r>
+      <w:r>
+        <w:rPr>
+          <w:b/>
+          <w:bCs/>
+          <w:color w:val="AF5103" w:themeColor="accent2" w:themeShade="80"/>
+        </w:rPr>
+        <w:t>add</w:t>
+      </w:r>
+      <w:r>
+        <w:t>(</w:t>
+      </w:r>
+      <w:r>
+        <w:rPr>
+          <w:b/>
+          <w:bCs/>
+        </w:rPr>
+        <w:t>ShoppingBasket</w:t>
+      </w:r>
+      <w:r>
+        <w:rPr>
+          <w:b/>
+          <w:bCs/>
+        </w:rPr>
+        <w:t xml:space="preserve">Item </w:t>
+      </w:r>
+      <w:r>
+        <w:rPr>
+          <w:b/>
+          <w:bCs/>
+          <w:color w:val="C00000"/>
+        </w:rPr>
+        <w:t>item</w:t>
+      </w:r>
+      <w:r>
+        <w:t>)</w:t>
+      </w:r>
+      <w:r>
+        <w:t>{</w:t>
       </w:r>
     </w:p>
     <w:p>
@@ -1106,13 +1350,11 @@
           <w:ilvl w:val="0"/>
           <w:numId w:val="0"/>
         </w:numPr>
+        <w:spacing w:line="360" w:lineRule="auto"/>
         <w:ind w:left="851"/>
       </w:pPr>
       <w:r>
-        <w:t>The following String</w:t>
-      </w:r>
-      <w:r>
-        <w:t xml:space="preserve"> arrays contain the names of the existing animals and the new animals we will add to our zoo. The HashMap will keep track of the animals and their count. </w:t>
+        <w:t>}</w:t>
       </w:r>
     </w:p>
     <w:p>
@@ -1122,61 +1364,22 @@
           <w:ilvl w:val="0"/>
           <w:numId w:val="0"/>
         </w:numPr>
+        <w:spacing w:line="360" w:lineRule="auto"/>
         <w:ind w:left="851"/>
-        <w:rPr>
-          <w:color w:val="auto"/>
-        </w:rPr>
-      </w:pPr>
-      <w:r>
-        <w:rPr>
-          <w:b/>
-          <w:color w:val="145D70" w:themeColor="accent1" w:themeShade="80"/>
-        </w:rPr>
-        <w:br/>
-        <w:t>HashMap</w:t>
-      </w:r>
-      <w:r>
-        <w:t>&lt;</w:t>
+      </w:pPr>
+      <w:r>
+        <w:t xml:space="preserve">This method adds the </w:t>
       </w:r>
       <w:r>
         <w:rPr>
           <w:b/>
           <w:bCs/>
-          <w:color w:val="2E74B5"/>
-        </w:rPr>
-        <w:t>String, Integer</w:t>
-      </w:r>
-      <w:r>
-        <w:t xml:space="preserve">&gt; </w:t>
-      </w:r>
-      <w:r>
-        <w:rPr>
-          <w:b/>
-          <w:i/>
-          <w:iCs/>
-          <w:color w:val="0000C0"/>
-        </w:rPr>
-        <w:t>animalMap</w:t>
-      </w:r>
-      <w:r>
-        <w:rPr>
-          <w:b/>
-        </w:rPr>
-        <w:t xml:space="preserve"> </w:t>
-      </w:r>
-      <w:r>
-        <w:t xml:space="preserve">= </w:t>
-      </w:r>
-      <w:r>
-        <w:rPr>
-          <w:b/>
-          <w:bCs/>
-          <w:color w:val="7F0055"/>
-        </w:rPr>
-        <w:t>null</w:t>
-      </w:r>
-      <w:r>
-        <w:t>;</w:t>
+          <w:color w:val="C00000"/>
+        </w:rPr>
+        <w:t>item</w:t>
+      </w:r>
+      <w:r>
+        <w:t xml:space="preserve"> to the ArrayList&lt;ShoppingBasketItem&gt; field.</w:t>
       </w:r>
       <w:r>
         <w:br/>
@@ -1185,76 +1388,405 @@
     <w:p>
       <w:pPr>
         <w:pStyle w:val="Numberlist"/>
+        <w:spacing w:line="360" w:lineRule="auto"/>
+      </w:pPr>
+      <w:r>
+        <w:t xml:space="preserve">In the </w:t>
+      </w:r>
+      <w:r>
+        <w:rPr>
+          <w:b/>
+          <w:bCs/>
+        </w:rPr>
+        <w:t>Program</w:t>
+      </w:r>
+      <w:r>
+        <w:t xml:space="preserve"> class, create a </w:t>
+      </w:r>
+      <w:r>
+        <w:rPr>
+          <w:b/>
+          <w:bCs/>
+        </w:rPr>
+        <w:t>Queue</w:t>
+      </w:r>
+      <w:r>
+        <w:t xml:space="preserve"> of </w:t>
+      </w:r>
+      <w:r>
+        <w:rPr>
+          <w:b/>
+          <w:bCs/>
+        </w:rPr>
+        <w:t>ShoppingBasket</w:t>
+      </w:r>
+      <w:r>
+        <w:t xml:space="preserve">s called </w:t>
+      </w:r>
+      <w:r>
+        <w:rPr>
+          <w:b/>
+        </w:rPr>
+        <w:t>baskets</w:t>
+      </w:r>
+      <w:r>
+        <w:t>.</w:t>
+      </w:r>
+      <w:r>
+        <w:br/>
+      </w:r>
+    </w:p>
+    <w:p>
+      <w:pPr>
+        <w:pStyle w:val="Numberlist"/>
+        <w:spacing w:line="360" w:lineRule="auto"/>
+      </w:pPr>
+      <w:r>
+        <w:t xml:space="preserve">Make sure each </w:t>
+      </w:r>
+      <w:r>
+        <w:rPr>
+          <w:b/>
+          <w:bCs/>
+        </w:rPr>
+        <w:t>ShoppingBasket</w:t>
+      </w:r>
+      <w:r>
+        <w:t xml:space="preserve"> has one or more </w:t>
+      </w:r>
+      <w:r>
+        <w:rPr>
+          <w:b/>
+          <w:bCs/>
+        </w:rPr>
+        <w:t>ShoppingBasketItem</w:t>
+      </w:r>
+      <w:r>
+        <w:t xml:space="preserve"> added.</w:t>
+      </w:r>
+      <w:r>
+        <w:br/>
+        <w:t xml:space="preserve">Since we are going to use this queue in main(), it needs to be </w:t>
+      </w:r>
+      <w:r>
+        <w:rPr>
+          <w:b/>
+          <w:bCs/>
+        </w:rPr>
+        <w:t>static</w:t>
+      </w:r>
+      <w:r>
+        <w:t>.</w:t>
+      </w:r>
+      <w:r>
+        <w:br/>
+      </w:r>
+    </w:p>
+    <w:p>
+      <w:pPr>
+        <w:pStyle w:val="Numberlist"/>
+        <w:spacing w:line="360" w:lineRule="auto"/>
+      </w:pPr>
+      <w:r>
+        <w:t xml:space="preserve">Create a </w:t>
+      </w:r>
+      <w:r>
+        <w:rPr>
+          <w:b/>
+          <w:bCs/>
+        </w:rPr>
+        <w:t>static</w:t>
+      </w:r>
+      <w:r>
+        <w:t xml:space="preserve"> method in the Program class called </w:t>
+      </w:r>
+      <w:r>
+        <w:rPr>
+          <w:b/>
+          <w:bCs/>
+        </w:rPr>
+        <w:t>processBaskets</w:t>
+      </w:r>
+      <w:r>
+        <w:rPr>
+          <w:b/>
+          <w:bCs/>
+        </w:rPr>
+        <w:t>()</w:t>
+      </w:r>
+      <w:r>
+        <w:t>.</w:t>
+      </w:r>
+      <w:r>
+        <w:br/>
+        <w:t xml:space="preserve">Call this method from </w:t>
+      </w:r>
+      <w:r>
+        <w:rPr>
+          <w:b/>
+          <w:bCs/>
+        </w:rPr>
+        <w:t>main()</w:t>
+      </w:r>
+      <w:r>
+        <w:t>.</w:t>
+      </w:r>
+      <w:r>
+        <w:br/>
+      </w:r>
+    </w:p>
+    <w:p>
+      <w:pPr>
+        <w:pStyle w:val="Numberlist"/>
+        <w:spacing w:line="360" w:lineRule="auto"/>
+      </w:pPr>
+      <w:r>
+        <w:t xml:space="preserve">Write code in the </w:t>
+      </w:r>
+      <w:r>
+        <w:rPr>
+          <w:b/>
+        </w:rPr>
+        <w:t>processBaskets</w:t>
+      </w:r>
+      <w:r>
+        <w:rPr>
+          <w:b/>
+          <w:bCs/>
+        </w:rPr>
+        <w:t xml:space="preserve"> ()</w:t>
+      </w:r>
+      <w:r>
+        <w:t xml:space="preserve"> method to display the </w:t>
+      </w:r>
+      <w:r>
+        <w:rPr>
+          <w:b/>
+        </w:rPr>
+        <w:t>ShoppingBasket</w:t>
+      </w:r>
+      <w:r>
+        <w:rPr>
+          <w:b/>
+          <w:bCs/>
+        </w:rPr>
+        <w:t>s</w:t>
+      </w:r>
+      <w:r>
+        <w:t xml:space="preserve"> using the Java’s Queue methods. This method simulates processing of shopping baskets for payment and shipping. </w:t>
+      </w:r>
+      <w:r>
+        <w:br/>
+      </w:r>
+    </w:p>
+    <w:p>
+      <w:pPr>
+        <w:pStyle w:val="Numberlist"/>
+        <w:spacing w:line="360" w:lineRule="auto"/>
+      </w:pPr>
+      <w:r>
+        <w:t xml:space="preserve">Call the </w:t>
+      </w:r>
+      <w:r>
+        <w:rPr>
+          <w:b/>
+          <w:bCs/>
+        </w:rPr>
+        <w:t>processBaskets()</w:t>
+      </w:r>
+      <w:r>
+        <w:t xml:space="preserve"> method in main() to test your code.</w:t>
+      </w:r>
+    </w:p>
+    <w:p/>
+    <w:p>
+      <w:pPr>
+        <w:pStyle w:val="Heading2"/>
+      </w:pPr>
+      <w:r>
+        <w:lastRenderedPageBreak/>
+        <w:t xml:space="preserve">Part 3 - Using HashMap&lt;K,V&gt; </w:t>
+      </w:r>
+    </w:p>
+    <w:p>
+      <w:pPr>
+        <w:keepNext/>
+        <w:keepLines/>
+      </w:pPr>
+      <w:r>
+        <w:rPr>
+          <w:b/>
+        </w:rPr>
+        <w:t>Scenario</w:t>
+      </w:r>
+      <w:r>
+        <w:t xml:space="preserve">: A </w:t>
+      </w:r>
+      <w:r>
+        <w:t>z</w:t>
+      </w:r>
+      <w:r>
+        <w:t xml:space="preserve">oo has a number of current animals and is expecting new arrivals soon. They wish to keep track of which animal types they have and record the count of each animal type. </w:t>
+      </w:r>
+    </w:p>
+    <w:p>
+      <w:pPr>
+        <w:keepNext/>
+        <w:keepLines/>
+      </w:pPr>
+      <w:r>
+        <w:t xml:space="preserve">You will create HashMap&lt;String, int&gt;. The </w:t>
+      </w:r>
+      <w:r>
+        <w:t xml:space="preserve">key </w:t>
+      </w:r>
+      <w:r>
+        <w:t>to</w:t>
+      </w:r>
+      <w:r>
+        <w:t xml:space="preserve"> </w:t>
+      </w:r>
+      <w:r>
+        <w:t>String</w:t>
+      </w:r>
+      <w:r>
+        <w:t xml:space="preserve"> </w:t>
+      </w:r>
+      <w:r>
+        <w:t xml:space="preserve">is </w:t>
+      </w:r>
+      <w:r>
+        <w:t xml:space="preserve">to store animal type and a value of </w:t>
+      </w:r>
+      <w:r>
+        <w:t xml:space="preserve">Integer for the </w:t>
+      </w:r>
+      <w:r>
+        <w:t>count of occurrences (Lion 3, Zebra 2</w:t>
+      </w:r>
+      <w:r>
+        <w:t>,</w:t>
+      </w:r>
+      <w:r>
+        <w:t xml:space="preserve"> etc.).</w:t>
+      </w:r>
+    </w:p>
+    <w:p>
+      <w:pPr>
+        <w:keepNext/>
+        <w:keepLines/>
+      </w:pPr>
+    </w:p>
+    <w:p>
+      <w:pPr>
+        <w:pStyle w:val="Heading3"/>
+        <w:keepNext/>
+        <w:keepLines/>
+      </w:pPr>
+      <w:r>
+        <w:t>Step</w:t>
+      </w:r>
+      <w:r>
+        <w:t>-</w:t>
+      </w:r>
+      <w:r>
+        <w:t>by</w:t>
+      </w:r>
+      <w:r>
+        <w:t>-</w:t>
+      </w:r>
+      <w:r>
+        <w:t>step</w:t>
+      </w:r>
+    </w:p>
+    <w:p>
+      <w:pPr>
+        <w:pStyle w:val="Numberlist"/>
+        <w:keepNext/>
+        <w:keepLines/>
+        <w:numPr>
+          <w:ilvl w:val="0"/>
+          <w:numId w:val="36"/>
+        </w:numPr>
+      </w:pPr>
+      <w:r>
+        <w:t xml:space="preserve">Comment out the code in </w:t>
+      </w:r>
+      <w:r>
+        <w:rPr>
+          <w:b/>
+        </w:rPr>
+        <w:t>main()</w:t>
+      </w:r>
+      <w:r>
+        <w:t xml:space="preserve"> to get ready for this exercise.</w:t>
+      </w:r>
+    </w:p>
+    <w:p>
+      <w:pPr>
+        <w:pStyle w:val="Numberlist"/>
+        <w:keepNext/>
+        <w:keepLines/>
+        <w:numPr>
+          <w:ilvl w:val="0"/>
+          <w:numId w:val="36"/>
+        </w:numPr>
+      </w:pPr>
+      <w:r>
+        <w:t>Create a class called Zoo with a default constructor.</w:t>
+      </w:r>
+    </w:p>
+    <w:p>
+      <w:pPr>
+        <w:pStyle w:val="Numberlist"/>
+        <w:keepNext/>
+        <w:keepLines/>
+        <w:numPr>
+          <w:ilvl w:val="0"/>
+          <w:numId w:val="36"/>
+        </w:numPr>
+      </w:pPr>
+      <w:r>
+        <w:t>Create an instance of Zoo in main(). This will kick start the constructor where all your code will be placed.</w:t>
+      </w:r>
+    </w:p>
+    <w:p>
+      <w:pPr>
+        <w:pStyle w:val="Numberlist"/>
+        <w:keepNext/>
+        <w:keepLines/>
+        <w:numPr>
+          <w:ilvl w:val="0"/>
+          <w:numId w:val="36"/>
+        </w:numPr>
+      </w:pPr>
+      <w:r>
+        <w:t>Declared and initialise the following fields.</w:t>
+      </w:r>
+    </w:p>
+    <w:p>
+      <w:pPr>
+        <w:pStyle w:val="Numberlist"/>
+        <w:keepNext/>
+        <w:keepLines/>
         <w:numPr>
           <w:ilvl w:val="0"/>
           <w:numId w:val="0"/>
         </w:numPr>
         <w:ind w:left="851"/>
-        <w:rPr>
-          <w:color w:val="auto"/>
-        </w:rPr>
-      </w:pPr>
-      <w:r>
-        <w:rPr>
-          <w:b/>
-          <w:color w:val="145D70" w:themeColor="accent1" w:themeShade="80"/>
-        </w:rPr>
-        <w:t>String[ ]</w:t>
-      </w:r>
-      <w:r>
-        <w:t xml:space="preserve"> </w:t>
-      </w:r>
-      <w:r>
-        <w:rPr>
-          <w:b/>
-          <w:i/>
-          <w:iCs/>
-          <w:color w:val="0000C0"/>
-        </w:rPr>
-        <w:t>originalAnimals</w:t>
-      </w:r>
-      <w:r>
-        <w:rPr>
-          <w:i/>
-          <w:iCs/>
-          <w:color w:val="0000C0"/>
-        </w:rPr>
-        <w:t xml:space="preserve"> </w:t>
-      </w:r>
-      <w:r>
-        <w:t>= {</w:t>
-      </w:r>
-      <w:r>
-        <w:rPr>
-          <w:color w:val="2A00FF"/>
-        </w:rPr>
-        <w:t>"Zebra"</w:t>
-      </w:r>
-      <w:r>
-        <w:t xml:space="preserve">, </w:t>
-      </w:r>
-      <w:r>
-        <w:rPr>
-          <w:color w:val="2A00FF"/>
-        </w:rPr>
-        <w:t>"Lion"</w:t>
-      </w:r>
-      <w:r>
-        <w:t xml:space="preserve">, </w:t>
-      </w:r>
-      <w:r>
-        <w:rPr>
-          <w:color w:val="2A00FF"/>
-        </w:rPr>
-        <w:t>"Buffalo"</w:t>
-      </w:r>
-      <w:r>
-        <w:t>};</w:t>
+      </w:pPr>
+      <w:r>
+        <w:t>The following String</w:t>
+      </w:r>
+      <w:r>
+        <w:t xml:space="preserve"> arrays contain the names of the existing animals and the new animals we will add to our zoo. The HashMap will keep track of the animals and their count. </w:t>
       </w:r>
     </w:p>
     <w:p>
       <w:pPr>
         <w:pStyle w:val="Numberlist"/>
+        <w:keepNext/>
+        <w:keepLines/>
         <w:numPr>
           <w:ilvl w:val="0"/>
           <w:numId w:val="0"/>
@@ -1270,10 +1802,21 @@
           <w:color w:val="145D70" w:themeColor="accent1" w:themeShade="80"/>
         </w:rPr>
         <w:br/>
-        <w:t>String[ ]</w:t>
-      </w:r>
-      <w:r>
-        <w:t xml:space="preserve"> </w:t>
+        <w:t>HashMap</w:t>
+      </w:r>
+      <w:r>
+        <w:t>&lt;</w:t>
+      </w:r>
+      <w:r>
+        <w:rPr>
+          <w:b/>
+          <w:bCs/>
+          <w:color w:val="2E74B5"/>
+        </w:rPr>
+        <w:t>String, Integer</w:t>
+      </w:r>
+      <w:r>
+        <w:t xml:space="preserve">&gt; </w:t>
       </w:r>
       <w:r>
         <w:rPr>
@@ -1282,14 +1825,71 @@
           <w:iCs/>
           <w:color w:val="0000C0"/>
         </w:rPr>
-        <w:t>newAnimals</w:t>
-      </w:r>
-      <w:r>
-        <w:rPr>
+        <w:t>animalMap</w:t>
+      </w:r>
+      <w:r>
+        <w:rPr>
+          <w:b/>
+        </w:rPr>
+        <w:t xml:space="preserve"> </w:t>
+      </w:r>
+      <w:r>
+        <w:t xml:space="preserve">= </w:t>
+      </w:r>
+      <w:r>
+        <w:rPr>
+          <w:b/>
+          <w:bCs/>
+          <w:color w:val="7F0055"/>
+        </w:rPr>
+        <w:t>null</w:t>
+      </w:r>
+      <w:r>
+        <w:t>;</w:t>
+      </w:r>
+      <w:r>
+        <w:br/>
+      </w:r>
+    </w:p>
+    <w:p>
+      <w:pPr>
+        <w:pStyle w:val="Numberlist"/>
+        <w:keepNext/>
+        <w:keepLines/>
+        <w:numPr>
+          <w:ilvl w:val="0"/>
+          <w:numId w:val="0"/>
+        </w:numPr>
+        <w:ind w:left="851"/>
+        <w:rPr>
+          <w:color w:val="auto"/>
+        </w:rPr>
+      </w:pPr>
+      <w:r>
+        <w:rPr>
+          <w:b/>
+          <w:color w:val="145D70" w:themeColor="accent1" w:themeShade="80"/>
+        </w:rPr>
+        <w:t>String[ ]</w:t>
+      </w:r>
+      <w:r>
+        <w:t xml:space="preserve"> </w:t>
+      </w:r>
+      <w:r>
+        <w:rPr>
+          <w:b/>
           <w:i/>
           <w:iCs/>
           <w:color w:val="0000C0"/>
         </w:rPr>
+        <w:t>originalAnimals</w:t>
+      </w:r>
+      <w:r>
+        <w:rPr>
+          <w:i/>
+          <w:iCs/>
+          <w:color w:val="0000C0"/>
+        </w:rPr>
         <w:t xml:space="preserve"> </w:t>
       </w:r>
       <w:r>
@@ -1308,7 +1908,7 @@
         <w:rPr>
           <w:color w:val="2A00FF"/>
         </w:rPr>
-        <w:t>"Gazelle"</w:t>
+        <w:t>"Lion"</w:t>
       </w:r>
       <w:r>
         <w:t xml:space="preserve">, </w:t>
@@ -1320,24 +1920,99 @@
         <w:t>"Buffalo"</w:t>
       </w:r>
       <w:r>
-        <w:t xml:space="preserve">, </w:t>
-      </w:r>
-      <w:r>
-        <w:rPr>
-          <w:color w:val="2A00FF"/>
-        </w:rPr>
-        <w:t>"Zebra"</w:t>
-      </w:r>
-      <w:r>
         <w:t>};</w:t>
-      </w:r>
-      <w:r>
-        <w:br/>
       </w:r>
     </w:p>
     <w:p>
       <w:pPr>
         <w:pStyle w:val="Numberlist"/>
+        <w:keepNext/>
+        <w:keepLines/>
+        <w:numPr>
+          <w:ilvl w:val="0"/>
+          <w:numId w:val="0"/>
+        </w:numPr>
+        <w:ind w:left="851"/>
+        <w:rPr>
+          <w:color w:val="auto"/>
+        </w:rPr>
+      </w:pPr>
+      <w:r>
+        <w:rPr>
+          <w:b/>
+          <w:color w:val="145D70" w:themeColor="accent1" w:themeShade="80"/>
+        </w:rPr>
+        <w:br/>
+        <w:t>String[ ]</w:t>
+      </w:r>
+      <w:r>
+        <w:t xml:space="preserve"> </w:t>
+      </w:r>
+      <w:r>
+        <w:rPr>
+          <w:b/>
+          <w:i/>
+          <w:iCs/>
+          <w:color w:val="0000C0"/>
+        </w:rPr>
+        <w:t>newAnimals</w:t>
+      </w:r>
+      <w:r>
+        <w:rPr>
+          <w:i/>
+          <w:iCs/>
+          <w:color w:val="0000C0"/>
+        </w:rPr>
+        <w:t xml:space="preserve"> </w:t>
+      </w:r>
+      <w:r>
+        <w:t>= {</w:t>
+      </w:r>
+      <w:r>
+        <w:rPr>
+          <w:color w:val="2A00FF"/>
+        </w:rPr>
+        <w:t>"Zebra"</w:t>
+      </w:r>
+      <w:r>
+        <w:t xml:space="preserve">, </w:t>
+      </w:r>
+      <w:r>
+        <w:rPr>
+          <w:color w:val="2A00FF"/>
+        </w:rPr>
+        <w:t>"Gazelle"</w:t>
+      </w:r>
+      <w:r>
+        <w:t xml:space="preserve">, </w:t>
+      </w:r>
+      <w:r>
+        <w:rPr>
+          <w:color w:val="2A00FF"/>
+        </w:rPr>
+        <w:t>"Buffalo"</w:t>
+      </w:r>
+      <w:r>
+        <w:t xml:space="preserve">, </w:t>
+      </w:r>
+      <w:r>
+        <w:rPr>
+          <w:color w:val="2A00FF"/>
+        </w:rPr>
+        <w:t>"Zebra"</w:t>
+      </w:r>
+      <w:r>
+        <w:t>};</w:t>
+      </w:r>
+      <w:r>
+        <w:br/>
+      </w:r>
+    </w:p>
+    <w:p>
+      <w:pPr>
+        <w:pStyle w:val="Numberlist"/>
+        <w:keepNext/>
+        <w:keepLines/>
         <w:numPr>
           <w:ilvl w:val="0"/>
           <w:numId w:val="36"/>
@@ -1350,13 +2025,14 @@
     <w:p>
       <w:pPr>
         <w:pStyle w:val="Numberlist"/>
+        <w:keepNext/>
+        <w:keepLines/>
         <w:numPr>
           <w:ilvl w:val="0"/>
           <w:numId w:val="36"/>
         </w:numPr>
       </w:pPr>
       <w:r>
-        <w:lastRenderedPageBreak/>
         <w:t>Create a method in Zoo as</w:t>
       </w:r>
       <w:r>
@@ -1422,6 +2098,8 @@
     <w:p>
       <w:pPr>
         <w:pStyle w:val="Numberlist"/>
+        <w:keepNext/>
+        <w:keepLines/>
         <w:numPr>
           <w:ilvl w:val="0"/>
           <w:numId w:val="36"/>
@@ -1517,6 +2195,8 @@
     <w:p>
       <w:pPr>
         <w:pStyle w:val="Numberlist"/>
+        <w:keepNext/>
+        <w:keepLines/>
         <w:numPr>
           <w:ilvl w:val="0"/>
           <w:numId w:val="36"/>
@@ -1526,6 +2206,7 @@
         <w:rPr>
           <w:b/>
         </w:rPr>
+        <w:lastRenderedPageBreak/>
         <w:t>addAnimals</w:t>
       </w:r>
       <w:r>
@@ -1912,7 +2593,7 @@
                     <pic:cNvPicPr/>
                   </pic:nvPicPr>
                   <pic:blipFill>
-                    <a:blip r:embed="rId16" cstate="print">
+                    <a:blip r:embed="rId26" cstate="print">
                       <a:extLst>
                         <a:ext uri="{28A0092B-C50C-407E-A947-70E740481C1C}">
                           <a14:useLocalDpi xmlns:a14="http://schemas.microsoft.com/office/drawing/2010/main" val="0"/>
@@ -1946,9 +2627,9 @@
       </w:r>
     </w:p>
     <w:sectPr>
-      <w:headerReference w:type="default" r:id="rId17"/>
-      <w:headerReference w:type="first" r:id="rId18"/>
-      <w:footerReference w:type="first" r:id="rId19"/>
+      <w:headerReference w:type="default" r:id="rId27"/>
+      <w:headerReference w:type="first" r:id="rId28"/>
+      <w:footerReference w:type="first" r:id="rId29"/>
       <w:pgSz w:w="11906" w:h="16838"/>
       <w:pgMar w:top="1701" w:right="851" w:bottom="1134" w:left="851" w:header="567" w:footer="397" w:gutter="0"/>
       <w:pgNumType w:start="1"/>
@@ -7714,6 +8395,12 @@
 </file>
 
 <file path=customXml/item1.xml><?xml version="1.0" encoding="utf-8"?>
+<p:properties xmlns:p="http://schemas.microsoft.com/office/2006/metadata/properties" xmlns:xsi="http://www.w3.org/2001/XMLSchema-instance" xmlns:pc="http://schemas.microsoft.com/office/infopath/2007/PartnerControls">
+  <documentManagement/>
+</p:properties>
+</file>
+
+<file path=customXml/item2.xml><?xml version="1.0" encoding="utf-8"?>
 <?mso-contentType ?>
 <FormTemplates xmlns="http://schemas.microsoft.com/sharepoint/v3/contenttype/forms">
   <Display>DocumentLibraryForm</Display>
@@ -7722,17 +8409,7 @@
 </FormTemplates>
 </file>
 
-<file path=customXml/item2.xml><?xml version="1.0" encoding="utf-8"?>
-<p:properties xmlns:p="http://schemas.microsoft.com/office/2006/metadata/properties" xmlns:xsi="http://www.w3.org/2001/XMLSchema-instance" xmlns:pc="http://schemas.microsoft.com/office/infopath/2007/PartnerControls">
-  <documentManagement/>
-</p:properties>
-</file>
-
 <file path=customXml/item3.xml><?xml version="1.0" encoding="utf-8"?>
-<b:Sources xmlns:b="http://schemas.openxmlformats.org/officeDocument/2006/bibliography" xmlns="http://schemas.openxmlformats.org/officeDocument/2006/bibliography" SelectedStyle="\APASixthEditionOfficeOnline.xsl" StyleName="APA" Version="6"/>
-</file>
-
-<file path=customXml/item4.xml><?xml version="1.0" encoding="utf-8"?>
 <ct:contentTypeSchema xmlns:ct="http://schemas.microsoft.com/office/2006/metadata/contentType" xmlns:ma="http://schemas.microsoft.com/office/2006/metadata/properties/metaAttributes" ct:_="" ma:_="" ma:contentTypeName="Document" ma:contentTypeID="0x010100074FAAA7972F9643A241C47A4640F77B" ma:contentTypeVersion="4" ma:contentTypeDescription="Create a new document." ma:contentTypeScope="" ma:versionID="beb1a33ce099b8336a535a8070a49028">
   <xsd:schema xmlns:xsd="http://www.w3.org/2001/XMLSchema" xmlns:xs="http://www.w3.org/2001/XMLSchema" xmlns:p="http://schemas.microsoft.com/office/2006/metadata/properties" xmlns:ns2="e3bcef54-3dd5-4c54-ac74-22a6c715abc5" targetNamespace="http://schemas.microsoft.com/office/2006/metadata/properties" ma:root="true" ma:fieldsID="39dc725c7e5b7c9c602767014e9452a2" ns2:_="">
     <xsd:import namespace="e3bcef54-3dd5-4c54-ac74-22a6c715abc5"/>
@@ -7876,15 +8553,11 @@
 </ct:contentTypeSchema>
 </file>
 
-<file path=customXml/itemProps1.xml><?xml version="1.0" encoding="utf-8"?>
-<ds:datastoreItem xmlns:ds="http://schemas.openxmlformats.org/officeDocument/2006/customXml" ds:itemID="{1EF956C6-2A7C-438B-ACF2-9A85252697A5}">
-  <ds:schemaRefs>
-    <ds:schemaRef ds:uri="http://schemas.microsoft.com/sharepoint/v3/contenttype/forms"/>
-  </ds:schemaRefs>
-</ds:datastoreItem>
+<file path=customXml/item4.xml><?xml version="1.0" encoding="utf-8"?>
+<b:Sources xmlns:b="http://schemas.openxmlformats.org/officeDocument/2006/bibliography" xmlns="http://schemas.openxmlformats.org/officeDocument/2006/bibliography" SelectedStyle="\APASixthEditionOfficeOnline.xsl" StyleName="APA" Version="6"/>
 </file>
 
-<file path=customXml/itemProps2.xml><?xml version="1.0" encoding="utf-8"?>
+<file path=customXml/itemProps1.xml><?xml version="1.0" encoding="utf-8"?>
 <ds:datastoreItem xmlns:ds="http://schemas.openxmlformats.org/officeDocument/2006/customXml" ds:itemID="{6367B603-3B12-42EB-A71C-92DF23C6A36D}">
   <ds:schemaRefs>
     <ds:schemaRef ds:uri="http://schemas.microsoft.com/office/2006/metadata/properties"/>
@@ -7893,15 +8566,15 @@
 </ds:datastoreItem>
 </file>
 
-<file path=customXml/itemProps3.xml><?xml version="1.0" encoding="utf-8"?>
-<ds:datastoreItem xmlns:ds="http://schemas.openxmlformats.org/officeDocument/2006/customXml" ds:itemID="{F5997309-FACA-442A-8A47-89BAD725A418}">
+<file path=customXml/itemProps2.xml><?xml version="1.0" encoding="utf-8"?>
+<ds:datastoreItem xmlns:ds="http://schemas.openxmlformats.org/officeDocument/2006/customXml" ds:itemID="{1EF956C6-2A7C-438B-ACF2-9A85252697A5}">
   <ds:schemaRefs>
-    <ds:schemaRef ds:uri="http://schemas.openxmlformats.org/officeDocument/2006/bibliography"/>
+    <ds:schemaRef ds:uri="http://schemas.microsoft.com/sharepoint/v3/contenttype/forms"/>
   </ds:schemaRefs>
 </ds:datastoreItem>
 </file>
 
-<file path=customXml/itemProps4.xml><?xml version="1.0" encoding="utf-8"?>
+<file path=customXml/itemProps3.xml><?xml version="1.0" encoding="utf-8"?>
 <ds:datastoreItem xmlns:ds="http://schemas.openxmlformats.org/officeDocument/2006/customXml" ds:itemID="{8E875218-91D6-4204-B3E1-4F4C6E078F42}">
   <ds:schemaRefs>
     <ds:schemaRef ds:uri="http://schemas.microsoft.com/office/2006/metadata/contentType"/>
@@ -7917,4 +8590,12 @@
     <ds:schemaRef ds:uri="http://schemas.microsoft.com/internal/obd"/>
   </ds:schemaRefs>
 </ds:datastoreItem>
+</file>
+
+<file path=customXml/itemProps4.xml><?xml version="1.0" encoding="utf-8"?>
+<ds:datastoreItem xmlns:ds="http://schemas.openxmlformats.org/officeDocument/2006/customXml" ds:itemID="{F5997309-FACA-442A-8A47-89BAD725A418}">
+  <ds:schemaRefs>
+    <ds:schemaRef ds:uri="http://schemas.openxmlformats.org/officeDocument/2006/bibliography"/>
+  </ds:schemaRefs>
+</ds:datastoreItem>
 </file>